--- a/Weekly Logs/Dave/Week 16.docx
+++ b/Weekly Logs/Dave/Week 16.docx
@@ -1221,7 +1221,11 @@
           <w:tcPr>
             <w:tcW w:w="5063" w:type="dxa"/>
           </w:tcPr>
-          <w:p/>
+          <w:p>
+            <w:r>
+              <w:t>2h 30m</w:t>
+            </w:r>
+          </w:p>
         </w:tc>
       </w:tr>
       <w:tr>
@@ -1389,7 +1393,11 @@
           <w:tcPr>
             <w:tcW w:w="5063" w:type="dxa"/>
           </w:tcPr>
-          <w:p/>
+          <w:p>
+            <w:r>
+              <w:t>5h 45m</w:t>
+            </w:r>
+          </w:p>
         </w:tc>
       </w:tr>
       <w:tr>
@@ -1473,7 +1481,11 @@
           <w:tcPr>
             <w:tcW w:w="5063" w:type="dxa"/>
           </w:tcPr>
-          <w:p/>
+          <w:p>
+            <w:r>
+              <w:t>8h 15m</w:t>
+            </w:r>
+          </w:p>
         </w:tc>
       </w:tr>
       <w:tr>
@@ -1599,11 +1611,36 @@
         </w:rPr>
         <w:t>Team meetings:</w:t>
       </w:r>
-      <w:r>
-        <w:rPr>
-          <w:lang w:val="en-NZ"/>
-        </w:rPr>
-        <w:t xml:space="preserve"> </w:t>
+    </w:p>
+    <w:p>
+      <w:pPr>
+        <w:rPr>
+          <w:lang w:val="en-NZ"/>
+        </w:rPr>
+      </w:pPr>
+      <w:r>
+        <w:rPr>
+          <w:lang w:val="en-NZ"/>
+        </w:rPr>
+        <w:t>Monday</w:t>
+      </w:r>
+      <w:r>
+        <w:rPr>
+          <w:lang w:val="en-NZ"/>
+        </w:rPr>
+        <w:t xml:space="preserve"> 10-12:30: Auditing logs, collating logs into group timesheet</w:t>
+      </w:r>
+      <w:r>
+        <w:rPr>
+          <w:lang w:val="en-NZ"/>
+        </w:rPr>
+        <w:t xml:space="preserve">, progress check on all the documents </w:t>
+      </w:r>
+      <w:r>
+        <w:rPr>
+          <w:lang w:val="en-NZ"/>
+        </w:rPr>
+        <w:t>due this week</w:t>
       </w:r>
     </w:p>
     <w:p>
@@ -1745,6 +1782,7 @@
         <w:rPr>
           <w:lang w:val="en-NZ"/>
         </w:rPr>
+        <w:lastRenderedPageBreak/>
         <w:t>Monday 8:30</w:t>
       </w:r>
       <w:r>
@@ -1764,6 +1802,222 @@
           <w:lang w:val="en-NZ"/>
         </w:rPr>
         <w:t>formatting issues, making sure its all using the same font.</w:t>
+      </w:r>
+    </w:p>
+    <w:p>
+      <w:pPr>
+        <w:tabs>
+          <w:tab w:val="left" w:pos="5978"/>
+        </w:tabs>
+        <w:rPr>
+          <w:lang w:val="en-NZ"/>
+        </w:rPr>
+      </w:pPr>
+      <w:r>
+        <w:rPr>
+          <w:lang w:val="en-NZ"/>
+        </w:rPr>
+        <w:t xml:space="preserve">Monday </w:t>
+      </w:r>
+      <w:r>
+        <w:rPr>
+          <w:lang w:val="en-NZ"/>
+        </w:rPr>
+        <w:t>9:15-</w:t>
+      </w:r>
+      <w:r>
+        <w:rPr>
+          <w:lang w:val="en-NZ"/>
+        </w:rPr>
+        <w:t xml:space="preserve">9:45: </w:t>
+      </w:r>
+      <w:r>
+        <w:rPr>
+          <w:lang w:val="en-NZ"/>
+        </w:rPr>
+        <w:t>Workin</w:t>
+      </w:r>
+      <w:r>
+        <w:rPr>
+          <w:lang w:val="en-NZ"/>
+        </w:rPr>
+        <w:t>g</w:t>
+      </w:r>
+      <w:r>
+        <w:rPr>
+          <w:lang w:val="en-NZ"/>
+        </w:rPr>
+        <w:t xml:space="preserve"> on</w:t>
+      </w:r>
+      <w:r>
+        <w:rPr>
+          <w:lang w:val="en-NZ"/>
+        </w:rPr>
+        <w:t xml:space="preserve"> the poster, fi</w:t>
+      </w:r>
+      <w:r>
+        <w:rPr>
+          <w:lang w:val="en-NZ"/>
+        </w:rPr>
+        <w:t>xing inconsistencies with the Research Report.</w:t>
+      </w:r>
+    </w:p>
+    <w:p>
+      <w:pPr>
+        <w:tabs>
+          <w:tab w:val="left" w:pos="5978"/>
+        </w:tabs>
+        <w:rPr>
+          <w:lang w:val="en-NZ"/>
+        </w:rPr>
+      </w:pPr>
+      <w:r>
+        <w:rPr>
+          <w:lang w:val="en-NZ"/>
+        </w:rPr>
+        <w:t xml:space="preserve">Monday </w:t>
+      </w:r>
+      <w:r>
+        <w:rPr>
+          <w:lang w:val="en-NZ"/>
+        </w:rPr>
+        <w:t xml:space="preserve">1:30-6 Working on the poster. Selecting a new colour theme, rewriting </w:t>
+      </w:r>
+      <w:r>
+        <w:rPr>
+          <w:lang w:val="en-NZ"/>
+        </w:rPr>
+        <w:t>Challenges section to include</w:t>
+      </w:r>
+      <w:r>
+        <w:rPr>
+          <w:lang w:val="en-NZ"/>
+        </w:rPr>
+        <w:t xml:space="preserve"> the file chunking/thinking issue. Had to make sure it all fit into the section, there was only so much I could stretch the boxes without </w:t>
+      </w:r>
+      <w:r>
+        <w:rPr>
+          <w:lang w:val="en-NZ"/>
+        </w:rPr>
+        <w:t>pushing into the Process section. D</w:t>
+      </w:r>
+      <w:r>
+        <w:rPr>
+          <w:lang w:val="en-NZ"/>
+        </w:rPr>
+        <w:t>ivid</w:t>
+      </w:r>
+      <w:r>
+        <w:rPr>
+          <w:lang w:val="en-NZ"/>
+        </w:rPr>
+        <w:t>ed</w:t>
+      </w:r>
+      <w:r>
+        <w:rPr>
+          <w:lang w:val="en-NZ"/>
+        </w:rPr>
+        <w:t xml:space="preserve"> the </w:t>
+      </w:r>
+      <w:r>
+        <w:rPr>
+          <w:lang w:val="en-NZ"/>
+        </w:rPr>
+        <w:t xml:space="preserve">three </w:t>
+      </w:r>
+      <w:r>
+        <w:rPr>
+          <w:lang w:val="en-NZ"/>
+        </w:rPr>
+        <w:t>panels into multiple parts</w:t>
+      </w:r>
+      <w:r>
+        <w:rPr>
+          <w:lang w:val="en-NZ"/>
+        </w:rPr>
+        <w:t>, for easier viewing.</w:t>
+      </w:r>
+      <w:r>
+        <w:rPr>
+          <w:lang w:val="en-NZ"/>
+        </w:rPr>
+        <w:t xml:space="preserve"> Add</w:t>
+      </w:r>
+      <w:r>
+        <w:rPr>
+          <w:lang w:val="en-NZ"/>
+        </w:rPr>
+        <w:t>ed</w:t>
+      </w:r>
+      <w:r>
+        <w:rPr>
+          <w:lang w:val="en-NZ"/>
+        </w:rPr>
+        <w:t xml:space="preserve"> new </w:t>
+      </w:r>
+      <w:proofErr w:type="spellStart"/>
+      <w:r>
+        <w:rPr>
+          <w:lang w:val="en-NZ"/>
+        </w:rPr>
+        <w:t>WelTec</w:t>
+      </w:r>
+      <w:proofErr w:type="spellEnd"/>
+      <w:r>
+        <w:rPr>
+          <w:lang w:val="en-NZ"/>
+        </w:rPr>
+        <w:t xml:space="preserve"> logo and group logo.</w:t>
+      </w:r>
+    </w:p>
+    <w:p>
+      <w:pPr>
+        <w:tabs>
+          <w:tab w:val="left" w:pos="5978"/>
+        </w:tabs>
+        <w:rPr>
+          <w:lang w:val="en-NZ"/>
+        </w:rPr>
+      </w:pPr>
+      <w:r>
+        <w:rPr>
+          <w:lang w:val="en-NZ"/>
+        </w:rPr>
+        <w:drawing>
+          <wp:inline distT="0" distB="0" distL="0" distR="0" wp14:anchorId="0644BAA0" wp14:editId="39867DF5">
+            <wp:extent cx="5731510" cy="4218305"/>
+            <wp:effectExtent l="0" t="0" r="2540" b="0"/>
+            <wp:docPr id="636466562" name="Picture 1"/>
+            <wp:cNvGraphicFramePr>
+              <a:graphicFrameLocks xmlns:a="http://schemas.openxmlformats.org/drawingml/2006/main" noChangeAspect="1"/>
+            </wp:cNvGraphicFramePr>
+            <a:graphic xmlns:a="http://schemas.openxmlformats.org/drawingml/2006/main">
+              <a:graphicData uri="http://schemas.openxmlformats.org/drawingml/2006/picture">
+                <pic:pic xmlns:pic="http://schemas.openxmlformats.org/drawingml/2006/picture">
+                  <pic:nvPicPr>
+                    <pic:cNvPr id="636466562" name=""/>
+                    <pic:cNvPicPr/>
+                  </pic:nvPicPr>
+                  <pic:blipFill>
+                    <a:blip r:embed="rId7"/>
+                    <a:stretch>
+                      <a:fillRect/>
+                    </a:stretch>
+                  </pic:blipFill>
+                  <pic:spPr>
+                    <a:xfrm>
+                      <a:off x="0" y="0"/>
+                      <a:ext cx="5731510" cy="4218305"/>
+                    </a:xfrm>
+                    <a:prstGeom prst="rect">
+                      <a:avLst/>
+                    </a:prstGeom>
+                  </pic:spPr>
+                </pic:pic>
+              </a:graphicData>
+            </a:graphic>
+          </wp:inline>
+        </w:drawing>
       </w:r>
     </w:p>
     <w:sectPr>

--- a/Weekly Logs/Dave/Week 16.docx
+++ b/Weekly Logs/Dave/Week 16.docx
@@ -1223,7 +1223,10 @@
           </w:tcPr>
           <w:p>
             <w:r>
-              <w:t>2h 30m</w:t>
+              <w:t>3</w:t>
+            </w:r>
+            <w:r>
+              <w:t>h 30m</w:t>
             </w:r>
           </w:p>
         </w:tc>
@@ -1281,7 +1284,11 @@
           <w:tcPr>
             <w:tcW w:w="5063" w:type="dxa"/>
           </w:tcPr>
-          <w:p/>
+          <w:p>
+            <w:r>
+              <w:t>1</w:t>
+            </w:r>
+          </w:p>
         </w:tc>
       </w:tr>
       <w:tr>
@@ -1395,7 +1402,7 @@
           </w:tcPr>
           <w:p>
             <w:r>
-              <w:t>5h 45m</w:t>
+              <w:t>11h 30m</w:t>
             </w:r>
           </w:p>
         </w:tc>
@@ -1483,7 +1490,7 @@
           </w:tcPr>
           <w:p>
             <w:r>
-              <w:t>8h 15m</w:t>
+              <w:t>16</w:t>
             </w:r>
           </w:p>
         </w:tc>
@@ -1646,31 +1653,97 @@
     <w:p>
       <w:pPr>
         <w:rPr>
-          <w:b/>
-          <w:bCs/>
           <w:lang w:val="en-NZ"/>
         </w:rPr>
       </w:pPr>
       <w:r>
         <w:rPr>
-          <w:b/>
-          <w:bCs/>
-          <w:lang w:val="en-NZ"/>
-        </w:rPr>
-        <w:t>Client meetings</w:t>
-      </w:r>
-      <w:r>
-        <w:rPr>
-          <w:b/>
-          <w:bCs/>
-          <w:lang w:val="en-NZ"/>
-        </w:rPr>
-        <w:t>:</w:t>
+          <w:lang w:val="en-NZ"/>
+        </w:rPr>
+        <w:t xml:space="preserve">Tuesday </w:t>
+      </w:r>
+      <w:r>
+        <w:rPr>
+          <w:lang w:val="en-NZ"/>
+        </w:rPr>
+        <w:t>10-11: Team meeting where we discussed work needed</w:t>
+      </w:r>
+      <w:r>
+        <w:rPr>
+          <w:lang w:val="en-NZ"/>
+        </w:rPr>
+        <w:t>. Looked at the poster, the team decided</w:t>
+      </w:r>
+      <w:r>
+        <w:rPr>
+          <w:lang w:val="en-NZ"/>
+        </w:rPr>
+        <w:t xml:space="preserve"> the new colour scheme was bad, so we picked new colours.</w:t>
+      </w:r>
+      <w:r>
+        <w:rPr>
+          <w:lang w:val="en-NZ"/>
+        </w:rPr>
+        <w:t xml:space="preserve"> Also decided that we needed some new graphs </w:t>
+      </w:r>
+      <w:r>
+        <w:rPr>
+          <w:lang w:val="en-NZ"/>
+        </w:rPr>
+        <w:t>that included the setup time for the LLM scripts.</w:t>
       </w:r>
     </w:p>
     <w:p>
       <w:pPr>
         <w:rPr>
+          <w:lang w:val="en-NZ"/>
+        </w:rPr>
+      </w:pPr>
+      <w:r>
+        <w:rPr>
+          <w:lang w:val="en-NZ"/>
+        </w:rPr>
+        <w:lastRenderedPageBreak/>
+        <w:drawing>
+          <wp:inline distT="0" distB="0" distL="0" distR="0" wp14:anchorId="5E2C6E89" wp14:editId="1ADE75A7">
+            <wp:extent cx="5731510" cy="4084955"/>
+            <wp:effectExtent l="0" t="0" r="2540" b="0"/>
+            <wp:docPr id="614357094" name="Picture 1"/>
+            <wp:cNvGraphicFramePr>
+              <a:graphicFrameLocks xmlns:a="http://schemas.openxmlformats.org/drawingml/2006/main" noChangeAspect="1"/>
+            </wp:cNvGraphicFramePr>
+            <a:graphic xmlns:a="http://schemas.openxmlformats.org/drawingml/2006/main">
+              <a:graphicData uri="http://schemas.openxmlformats.org/drawingml/2006/picture">
+                <pic:pic xmlns:pic="http://schemas.openxmlformats.org/drawingml/2006/picture">
+                  <pic:nvPicPr>
+                    <pic:cNvPr id="614357094" name=""/>
+                    <pic:cNvPicPr/>
+                  </pic:nvPicPr>
+                  <pic:blipFill>
+                    <a:blip r:embed="rId7"/>
+                    <a:stretch>
+                      <a:fillRect/>
+                    </a:stretch>
+                  </pic:blipFill>
+                  <pic:spPr>
+                    <a:xfrm>
+                      <a:off x="0" y="0"/>
+                      <a:ext cx="5731510" cy="4084955"/>
+                    </a:xfrm>
+                    <a:prstGeom prst="rect">
+                      <a:avLst/>
+                    </a:prstGeom>
+                  </pic:spPr>
+                </pic:pic>
+              </a:graphicData>
+            </a:graphic>
+          </wp:inline>
+        </w:drawing>
+      </w:r>
+    </w:p>
+    <w:p>
+      <w:pPr>
+        <w:rPr>
           <w:b/>
           <w:bCs/>
           <w:lang w:val="en-NZ"/>
@@ -1682,7 +1755,7 @@
           <w:bCs/>
           <w:lang w:val="en-NZ"/>
         </w:rPr>
-        <w:t>Advisor</w:t>
+        <w:t>Client meetings</w:t>
       </w:r>
       <w:r>
         <w:rPr>
@@ -1690,7 +1763,51 @@
           <w:bCs/>
           <w:lang w:val="en-NZ"/>
         </w:rPr>
+        <w:t>:</w:t>
+      </w:r>
+    </w:p>
+    <w:p>
+      <w:pPr>
+        <w:rPr>
+          <w:b/>
+          <w:bCs/>
+          <w:lang w:val="en-NZ"/>
+        </w:rPr>
+      </w:pPr>
+      <w:r>
+        <w:rPr>
+          <w:b/>
+          <w:bCs/>
+          <w:lang w:val="en-NZ"/>
+        </w:rPr>
+        <w:t>Advisor</w:t>
+      </w:r>
+      <w:r>
+        <w:rPr>
+          <w:b/>
+          <w:bCs/>
+          <w:lang w:val="en-NZ"/>
+        </w:rPr>
         <w:t xml:space="preserve"> meetings:</w:t>
+      </w:r>
+    </w:p>
+    <w:p>
+      <w:pPr>
+        <w:rPr>
+          <w:lang w:val="en-NZ"/>
+        </w:rPr>
+      </w:pPr>
+      <w:r>
+        <w:rPr>
+          <w:lang w:val="en-NZ"/>
+        </w:rPr>
+        <w:t>Tuesday 9-10</w:t>
+      </w:r>
+      <w:r>
+        <w:rPr>
+          <w:lang w:val="en-NZ"/>
+        </w:rPr>
+        <w:t>: Bryce meeting</w:t>
       </w:r>
     </w:p>
     <w:p>
@@ -1782,7 +1899,6 @@
         <w:rPr>
           <w:lang w:val="en-NZ"/>
         </w:rPr>
-        <w:lastRenderedPageBreak/>
         <w:t>Monday 8:30</w:t>
       </w:r>
       <w:r>
@@ -1981,8 +2097,10 @@
       </w:pPr>
       <w:r>
         <w:rPr>
-          <w:lang w:val="en-NZ"/>
-        </w:rPr>
+          <w:noProof/>
+          <w:lang w:val="en-NZ"/>
+        </w:rPr>
+        <w:lastRenderedPageBreak/>
         <w:drawing>
           <wp:inline distT="0" distB="0" distL="0" distR="0" wp14:anchorId="0644BAA0" wp14:editId="39867DF5">
             <wp:extent cx="5731510" cy="4218305"/>
@@ -1999,7 +2117,7 @@
                     <pic:cNvPicPr/>
                   </pic:nvPicPr>
                   <pic:blipFill>
-                    <a:blip r:embed="rId7"/>
+                    <a:blip r:embed="rId8"/>
                     <a:stretch>
                       <a:fillRect/>
                     </a:stretch>
@@ -2008,6 +2126,380 @@
                     <a:xfrm>
                       <a:off x="0" y="0"/>
                       <a:ext cx="5731510" cy="4218305"/>
+                    </a:xfrm>
+                    <a:prstGeom prst="rect">
+                      <a:avLst/>
+                    </a:prstGeom>
+                  </pic:spPr>
+                </pic:pic>
+              </a:graphicData>
+            </a:graphic>
+          </wp:inline>
+        </w:drawing>
+      </w:r>
+    </w:p>
+    <w:p>
+      <w:pPr>
+        <w:tabs>
+          <w:tab w:val="left" w:pos="5978"/>
+        </w:tabs>
+        <w:rPr>
+          <w:lang w:val="en-NZ"/>
+        </w:rPr>
+      </w:pPr>
+      <w:r>
+        <w:rPr>
+          <w:lang w:val="en-NZ"/>
+        </w:rPr>
+        <w:t>Tuesday 11-12:30</w:t>
+      </w:r>
+      <w:r>
+        <w:rPr>
+          <w:lang w:val="en-NZ"/>
+        </w:rPr>
+        <w:t>:</w:t>
+      </w:r>
+      <w:r>
+        <w:rPr>
+          <w:lang w:val="en-NZ"/>
+        </w:rPr>
+        <w:t xml:space="preserve"> Figuring out how to make Break-even charts, to show the setup time for LLM scripts</w:t>
+      </w:r>
+      <w:r>
+        <w:rPr>
+          <w:lang w:val="en-NZ"/>
+        </w:rPr>
+        <w:t xml:space="preserve">. Got Matt to find out how long taking the script *actually* took, rather than “about a week”. Turns out its </w:t>
+      </w:r>
+      <w:r>
+        <w:rPr>
+          <w:lang w:val="en-NZ"/>
+        </w:rPr>
+        <w:t xml:space="preserve">about </w:t>
+      </w:r>
+      <w:r>
+        <w:rPr>
+          <w:lang w:val="en-NZ"/>
+        </w:rPr>
+        <w:t>21 hours.</w:t>
+      </w:r>
+      <w:r>
+        <w:rPr>
+          <w:lang w:val="en-NZ"/>
+        </w:rPr>
+        <w:t xml:space="preserve"> </w:t>
+      </w:r>
+    </w:p>
+    <w:p>
+      <w:pPr>
+        <w:tabs>
+          <w:tab w:val="left" w:pos="5978"/>
+        </w:tabs>
+        <w:rPr>
+          <w:noProof/>
+          <w14:ligatures w14:val="standardContextual"/>
+        </w:rPr>
+      </w:pPr>
+      <w:r>
+        <w:rPr>
+          <w:lang w:val="en-NZ"/>
+        </w:rPr>
+        <w:t xml:space="preserve">Tuesday </w:t>
+      </w:r>
+      <w:r>
+        <w:rPr>
+          <w:lang w:val="en-NZ"/>
+        </w:rPr>
+        <w:t>1:30-3</w:t>
+      </w:r>
+      <w:r>
+        <w:rPr>
+          <w:lang w:val="en-NZ"/>
+        </w:rPr>
+        <w:t>:</w:t>
+      </w:r>
+      <w:r>
+        <w:rPr>
+          <w:lang w:val="en-NZ"/>
+        </w:rPr>
+        <w:t>45</w:t>
+      </w:r>
+      <w:r>
+        <w:rPr>
+          <w:lang w:val="en-NZ"/>
+        </w:rPr>
+        <w:t>: Figuring out how to add a crossover point and get Excel to show it in the graphs</w:t>
+      </w:r>
+      <w:r>
+        <w:rPr>
+          <w:lang w:val="en-NZ"/>
+        </w:rPr>
+        <w:t>, as well as making a fourth</w:t>
+      </w:r>
+      <w:r>
+        <w:rPr>
+          <w:lang w:val="en-NZ"/>
+        </w:rPr>
+        <w:t>,</w:t>
+      </w:r>
+      <w:r>
+        <w:rPr>
+          <w:lang w:val="en-NZ"/>
+        </w:rPr>
+        <w:t xml:space="preserve"> Average graph</w:t>
+      </w:r>
+      <w:r>
+        <w:rPr>
+          <w:lang w:val="en-NZ"/>
+        </w:rPr>
+        <w:t>.</w:t>
+      </w:r>
+      <w:r>
+        <w:rPr>
+          <w:noProof/>
+          <w14:ligatures w14:val="standardContextual"/>
+        </w:rPr>
+        <w:t xml:space="preserve"> </w:t>
+      </w:r>
+      <w:r>
+        <w:rPr>
+          <w:noProof/>
+          <w14:ligatures w14:val="standardContextual"/>
+        </w:rPr>
+        <w:lastRenderedPageBreak/>
+        <w:drawing>
+          <wp:inline distT="0" distB="0" distL="0" distR="0" wp14:anchorId="52016AAC" wp14:editId="1E8D6BB2">
+            <wp:extent cx="5731510" cy="3919855"/>
+            <wp:effectExtent l="0" t="0" r="2540" b="4445"/>
+            <wp:docPr id="2112245143" name="Picture 1"/>
+            <wp:cNvGraphicFramePr>
+              <a:graphicFrameLocks xmlns:a="http://schemas.openxmlformats.org/drawingml/2006/main" noChangeAspect="1"/>
+            </wp:cNvGraphicFramePr>
+            <a:graphic xmlns:a="http://schemas.openxmlformats.org/drawingml/2006/main">
+              <a:graphicData uri="http://schemas.openxmlformats.org/drawingml/2006/picture">
+                <pic:pic xmlns:pic="http://schemas.openxmlformats.org/drawingml/2006/picture">
+                  <pic:nvPicPr>
+                    <pic:cNvPr id="2112245143" name=""/>
+                    <pic:cNvPicPr/>
+                  </pic:nvPicPr>
+                  <pic:blipFill>
+                    <a:blip r:embed="rId9"/>
+                    <a:stretch>
+                      <a:fillRect/>
+                    </a:stretch>
+                  </pic:blipFill>
+                  <pic:spPr>
+                    <a:xfrm>
+                      <a:off x="0" y="0"/>
+                      <a:ext cx="5731510" cy="3919855"/>
+                    </a:xfrm>
+                    <a:prstGeom prst="rect">
+                      <a:avLst/>
+                    </a:prstGeom>
+                  </pic:spPr>
+                </pic:pic>
+              </a:graphicData>
+            </a:graphic>
+          </wp:inline>
+        </w:drawing>
+      </w:r>
+      <w:r>
+        <w:rPr>
+          <w:noProof/>
+          <w14:ligatures w14:val="standardContextual"/>
+        </w:rPr>
+        <w:t xml:space="preserve"> </w:t>
+      </w:r>
+      <w:r>
+        <w:rPr>
+          <w:noProof/>
+          <w14:ligatures w14:val="standardContextual"/>
+        </w:rPr>
+        <w:drawing>
+          <wp:inline distT="0" distB="0" distL="0" distR="0" wp14:anchorId="1C39F566" wp14:editId="4F66431C">
+            <wp:extent cx="5840595" cy="3456910"/>
+            <wp:effectExtent l="0" t="0" r="8255" b="0"/>
+            <wp:docPr id="1269741139" name="Picture 1"/>
+            <wp:cNvGraphicFramePr>
+              <a:graphicFrameLocks xmlns:a="http://schemas.openxmlformats.org/drawingml/2006/main" noChangeAspect="1"/>
+            </wp:cNvGraphicFramePr>
+            <a:graphic xmlns:a="http://schemas.openxmlformats.org/drawingml/2006/main">
+              <a:graphicData uri="http://schemas.openxmlformats.org/drawingml/2006/picture">
+                <pic:pic xmlns:pic="http://schemas.openxmlformats.org/drawingml/2006/picture">
+                  <pic:nvPicPr>
+                    <pic:cNvPr id="1269741139" name=""/>
+                    <pic:cNvPicPr/>
+                  </pic:nvPicPr>
+                  <pic:blipFill>
+                    <a:blip r:embed="rId10"/>
+                    <a:stretch>
+                      <a:fillRect/>
+                    </a:stretch>
+                  </pic:blipFill>
+                  <pic:spPr>
+                    <a:xfrm>
+                      <a:off x="0" y="0"/>
+                      <a:ext cx="5846748" cy="3460552"/>
+                    </a:xfrm>
+                    <a:prstGeom prst="rect">
+                      <a:avLst/>
+                    </a:prstGeom>
+                  </pic:spPr>
+                </pic:pic>
+              </a:graphicData>
+            </a:graphic>
+          </wp:inline>
+        </w:drawing>
+      </w:r>
+    </w:p>
+    <w:p>
+      <w:pPr>
+        <w:tabs>
+          <w:tab w:val="left" w:pos="5978"/>
+        </w:tabs>
+        <w:rPr>
+          <w:noProof/>
+          <w14:ligatures w14:val="standardContextual"/>
+        </w:rPr>
+      </w:pPr>
+      <w:r>
+        <w:rPr>
+          <w:noProof/>
+          <w14:ligatures w14:val="standardContextual"/>
+        </w:rPr>
+        <w:t>Tuesday 3:45-5</w:t>
+      </w:r>
+      <w:r>
+        <w:rPr>
+          <w:noProof/>
+          <w14:ligatures w14:val="standardContextual"/>
+        </w:rPr>
+        <w:t>:</w:t>
+      </w:r>
+      <w:r>
+        <w:rPr>
+          <w:noProof/>
+          <w14:ligatures w14:val="standardContextual"/>
+        </w:rPr>
+        <w:t>45</w:t>
+      </w:r>
+      <w:r>
+        <w:rPr>
+          <w:noProof/>
+          <w14:ligatures w14:val="standardContextual"/>
+        </w:rPr>
+        <w:t>:</w:t>
+      </w:r>
+      <w:r>
+        <w:rPr>
+          <w:noProof/>
+          <w14:ligatures w14:val="standardContextual"/>
+        </w:rPr>
+        <w:t xml:space="preserve"> Looking at the </w:t>
+      </w:r>
+      <w:r>
+        <w:rPr>
+          <w:noProof/>
+          <w14:ligatures w14:val="standardContextual"/>
+        </w:rPr>
+        <w:t>One-pager, where Olivia had highlighted bits that need work</w:t>
+      </w:r>
+      <w:r>
+        <w:rPr>
+          <w:noProof/>
+          <w14:ligatures w14:val="standardContextual"/>
+        </w:rPr>
+        <w:t xml:space="preserve">, due to either poor wording or </w:t>
+      </w:r>
+      <w:r>
+        <w:rPr>
+          <w:noProof/>
+          <w14:ligatures w14:val="standardContextual"/>
+        </w:rPr>
+        <w:t>inaccuracies</w:t>
+      </w:r>
+      <w:r>
+        <w:rPr>
+          <w:noProof/>
+          <w14:ligatures w14:val="standardContextual"/>
+        </w:rPr>
+        <w:t xml:space="preserve"> in the information</w:t>
+      </w:r>
+      <w:r>
+        <w:rPr>
+          <w:noProof/>
+          <w14:ligatures w14:val="standardContextual"/>
+        </w:rPr>
+        <w:t xml:space="preserve">. Fixed the </w:t>
+      </w:r>
+      <w:r>
+        <w:rPr>
+          <w:noProof/>
+          <w14:ligatures w14:val="standardContextual"/>
+        </w:rPr>
+        <w:t>sections in Introduction and Development.</w:t>
+      </w:r>
+      <w:r>
+        <w:rPr>
+          <w:noProof/>
+          <w14:ligatures w14:val="standardContextual"/>
+        </w:rPr>
+        <w:t xml:space="preserve"> Updated t</w:t>
+      </w:r>
+      <w:r>
+        <w:rPr>
+          <w:noProof/>
+          <w14:ligatures w14:val="standardContextual"/>
+        </w:rPr>
+        <w:t>he onepager and research document with the new 21 hours development time</w:t>
+      </w:r>
+      <w:r>
+        <w:rPr>
+          <w:noProof/>
+          <w14:ligatures w14:val="standardContextual"/>
+        </w:rPr>
+        <w:t>, and added the Break-even chart to the Poster.</w:t>
+      </w:r>
+    </w:p>
+    <w:p>
+      <w:pPr>
+        <w:tabs>
+          <w:tab w:val="left" w:pos="5978"/>
+        </w:tabs>
+        <w:rPr>
+          <w:lang w:val="en-NZ"/>
+        </w:rPr>
+      </w:pPr>
+      <w:r>
+        <w:rPr>
+          <w:lang w:val="en-NZ"/>
+        </w:rPr>
+        <w:lastRenderedPageBreak/>
+        <w:drawing>
+          <wp:inline distT="0" distB="0" distL="0" distR="0" wp14:anchorId="6CE17502" wp14:editId="24CF4B6F">
+            <wp:extent cx="5731510" cy="6456045"/>
+            <wp:effectExtent l="0" t="0" r="2540" b="1905"/>
+            <wp:docPr id="1507574033" name="Picture 1"/>
+            <wp:cNvGraphicFramePr>
+              <a:graphicFrameLocks xmlns:a="http://schemas.openxmlformats.org/drawingml/2006/main" noChangeAspect="1"/>
+            </wp:cNvGraphicFramePr>
+            <a:graphic xmlns:a="http://schemas.openxmlformats.org/drawingml/2006/main">
+              <a:graphicData uri="http://schemas.openxmlformats.org/drawingml/2006/picture">
+                <pic:pic xmlns:pic="http://schemas.openxmlformats.org/drawingml/2006/picture">
+                  <pic:nvPicPr>
+                    <pic:cNvPr id="1507574033" name=""/>
+                    <pic:cNvPicPr/>
+                  </pic:nvPicPr>
+                  <pic:blipFill>
+                    <a:blip r:embed="rId11"/>
+                    <a:stretch>
+                      <a:fillRect/>
+                    </a:stretch>
+                  </pic:blipFill>
+                  <pic:spPr>
+                    <a:xfrm>
+                      <a:off x="0" y="0"/>
+                      <a:ext cx="5731510" cy="6456045"/>
                     </a:xfrm>
                     <a:prstGeom prst="rect">
                       <a:avLst/>

--- a/Weekly Logs/Dave/Week 16.docx
+++ b/Weekly Logs/Dave/Week 16.docx
@@ -1402,7 +1402,7 @@
           </w:tcPr>
           <w:p>
             <w:r>
-              <w:t>11h 30m</w:t>
+              <w:t>13</w:t>
             </w:r>
           </w:p>
         </w:tc>
@@ -1432,65 +1432,9 @@
           <w:tcPr>
             <w:tcW w:w="5063" w:type="dxa"/>
           </w:tcPr>
-          <w:p/>
-        </w:tc>
-      </w:tr>
-      <w:tr>
-        <w:tc>
-          <w:tcPr>
-            <w:tcW w:w="5427" w:type="dxa"/>
-          </w:tcPr>
-          <w:p>
-            <w:pPr>
-              <w:rPr>
-                <w:b/>
-                <w:bCs/>
-              </w:rPr>
-            </w:pPr>
-            <w:r>
-              <w:rPr>
-                <w:b/>
-                <w:bCs/>
-              </w:rPr>
-              <w:t>Other</w:t>
-            </w:r>
-          </w:p>
-        </w:tc>
-        <w:tc>
-          <w:tcPr>
-            <w:tcW w:w="5063" w:type="dxa"/>
-          </w:tcPr>
-          <w:p/>
-        </w:tc>
-      </w:tr>
-      <w:tr>
-        <w:tc>
-          <w:tcPr>
-            <w:tcW w:w="5427" w:type="dxa"/>
-          </w:tcPr>
-          <w:p>
-            <w:pPr>
-              <w:rPr>
-                <w:b/>
-                <w:bCs/>
-              </w:rPr>
-            </w:pPr>
-            <w:r>
-              <w:rPr>
-                <w:b/>
-                <w:bCs/>
-              </w:rPr>
-              <w:t>Total hours for this week</w:t>
-            </w:r>
-          </w:p>
-        </w:tc>
-        <w:tc>
-          <w:tcPr>
-            <w:tcW w:w="5063" w:type="dxa"/>
-          </w:tcPr>
           <w:p>
             <w:r>
-              <w:t>16</w:t>
+              <w:t>1</w:t>
             </w:r>
           </w:p>
         </w:tc>
@@ -1512,6 +1456,73 @@
                 <w:b/>
                 <w:bCs/>
               </w:rPr>
+              <w:t>Other</w:t>
+            </w:r>
+          </w:p>
+        </w:tc>
+        <w:tc>
+          <w:tcPr>
+            <w:tcW w:w="5063" w:type="dxa"/>
+          </w:tcPr>
+          <w:p>
+            <w:r>
+              <w:t>8</w:t>
+            </w:r>
+          </w:p>
+        </w:tc>
+      </w:tr>
+      <w:tr>
+        <w:tc>
+          <w:tcPr>
+            <w:tcW w:w="5427" w:type="dxa"/>
+          </w:tcPr>
+          <w:p>
+            <w:pPr>
+              <w:rPr>
+                <w:b/>
+                <w:bCs/>
+              </w:rPr>
+            </w:pPr>
+            <w:r>
+              <w:rPr>
+                <w:b/>
+                <w:bCs/>
+              </w:rPr>
+              <w:t>Total hours for this week</w:t>
+            </w:r>
+          </w:p>
+        </w:tc>
+        <w:tc>
+          <w:tcPr>
+            <w:tcW w:w="5063" w:type="dxa"/>
+          </w:tcPr>
+          <w:p>
+            <w:r>
+              <w:t>2</w:t>
+            </w:r>
+            <w:r>
+              <w:t>6h 30m</w:t>
+            </w:r>
+          </w:p>
+        </w:tc>
+      </w:tr>
+      <w:tr>
+        <w:tc>
+          <w:tcPr>
+            <w:tcW w:w="5427" w:type="dxa"/>
+          </w:tcPr>
+          <w:p>
+            <w:pPr>
+              <w:rPr>
+                <w:b/>
+                <w:bCs/>
+              </w:rPr>
+            </w:pPr>
+            <w:r>
+              <w:rPr>
+                <w:b/>
+                <w:bCs/>
+              </w:rPr>
               <w:t>Running total</w:t>
             </w:r>
             <w:r>
@@ -1541,49 +1552,7 @@
                 <w:rFonts w:cs="Arial"/>
                 <w:color w:val="000000"/>
               </w:rPr>
-              <w:t>34</w:t>
-            </w:r>
-            <w:r>
-              <w:rPr>
-                <w:rFonts w:cs="Arial"/>
-                <w:color w:val="000000"/>
-              </w:rPr>
-              <w:t>9</w:t>
-            </w:r>
-            <w:r>
-              <w:rPr>
-                <w:rFonts w:cs="Arial"/>
-                <w:color w:val="000000"/>
-              </w:rPr>
-              <w:t xml:space="preserve">h </w:t>
-            </w:r>
-            <w:r>
-              <w:rPr>
-                <w:rFonts w:cs="Arial"/>
-                <w:color w:val="000000"/>
-              </w:rPr>
-              <w:t>15</w:t>
-            </w:r>
-            <w:r>
-              <w:rPr>
-                <w:rFonts w:cs="Arial"/>
-                <w:color w:val="000000"/>
-              </w:rPr>
-              <w:t>m</w:t>
-            </w:r>
-            <w:r>
-              <w:rPr>
-                <w:rFonts w:cs="Arial"/>
-                <w:color w:val="000000"/>
-              </w:rPr>
-              <w:t xml:space="preserve"> + </w:t>
-            </w:r>
-            <w:r>
-              <w:rPr>
-                <w:rFonts w:cs="Arial"/>
-                <w:color w:val="000000"/>
-              </w:rPr>
-              <w:t>This week</w:t>
+              <w:t>410h 15m</w:t>
             </w:r>
           </w:p>
         </w:tc>
@@ -1701,6 +1670,7 @@
       </w:pPr>
       <w:r>
         <w:rPr>
+          <w:noProof/>
           <w:lang w:val="en-NZ"/>
         </w:rPr>
         <w:lastRenderedPageBreak/>
@@ -2069,21 +2039,7 @@
         <w:rPr>
           <w:lang w:val="en-NZ"/>
         </w:rPr>
-        <w:t xml:space="preserve"> new </w:t>
-      </w:r>
-      <w:proofErr w:type="spellStart"/>
-      <w:r>
-        <w:rPr>
-          <w:lang w:val="en-NZ"/>
-        </w:rPr>
-        <w:t>WelTec</w:t>
-      </w:r>
-      <w:proofErr w:type="spellEnd"/>
-      <w:r>
-        <w:rPr>
-          <w:lang w:val="en-NZ"/>
-        </w:rPr>
-        <w:t xml:space="preserve"> logo and group logo.</w:t>
+        <w:t xml:space="preserve"> new WelTec logo and group logo.</w:t>
       </w:r>
     </w:p>
     <w:p>
@@ -2472,6 +2428,7 @@
       </w:pPr>
       <w:r>
         <w:rPr>
+          <w:noProof/>
           <w:lang w:val="en-NZ"/>
         </w:rPr>
         <w:lastRenderedPageBreak/>
@@ -2511,6 +2468,156 @@
           </wp:inline>
         </w:drawing>
       </w:r>
+    </w:p>
+    <w:p>
+      <w:pPr>
+        <w:tabs>
+          <w:tab w:val="left" w:pos="5978"/>
+        </w:tabs>
+        <w:rPr>
+          <w:lang w:val="en-NZ"/>
+        </w:rPr>
+      </w:pPr>
+      <w:r>
+        <w:rPr>
+          <w:lang w:val="en-NZ"/>
+        </w:rPr>
+        <w:t>Wednesday</w:t>
+      </w:r>
+      <w:r>
+        <w:rPr>
+          <w:lang w:val="en-NZ"/>
+        </w:rPr>
+        <w:t xml:space="preserve"> </w:t>
+      </w:r>
+      <w:r>
+        <w:rPr>
+          <w:lang w:val="en-NZ"/>
+        </w:rPr>
+        <w:t>10</w:t>
+      </w:r>
+      <w:r>
+        <w:rPr>
+          <w:lang w:val="en-NZ"/>
+        </w:rPr>
+        <w:t>:30</w:t>
+      </w:r>
+      <w:r>
+        <w:rPr>
+          <w:lang w:val="en-NZ"/>
+        </w:rPr>
+        <w:t>-12pm:</w:t>
+      </w:r>
+      <w:r>
+        <w:rPr>
+          <w:lang w:val="en-NZ"/>
+        </w:rPr>
+        <w:t xml:space="preserve"> </w:t>
+      </w:r>
+      <w:r>
+        <w:rPr>
+          <w:lang w:val="en-NZ"/>
+        </w:rPr>
+        <w:t>Finishing the poster.</w:t>
+      </w:r>
+      <w:r>
+        <w:rPr>
+          <w:lang w:val="en-NZ"/>
+        </w:rPr>
+        <w:t xml:space="preserve"> Filling out the final bit of the Findings</w:t>
+      </w:r>
+      <w:r>
+        <w:rPr>
+          <w:lang w:val="en-NZ"/>
+        </w:rPr>
+        <w:t xml:space="preserve"> section</w:t>
+      </w:r>
+      <w:r>
+        <w:rPr>
+          <w:lang w:val="en-NZ"/>
+        </w:rPr>
+        <w:t>.</w:t>
+      </w:r>
+    </w:p>
+    <w:p>
+      <w:pPr>
+        <w:tabs>
+          <w:tab w:val="left" w:pos="5978"/>
+        </w:tabs>
+        <w:rPr>
+          <w:b/>
+          <w:bCs/>
+          <w:lang w:val="en-NZ"/>
+        </w:rPr>
+      </w:pPr>
+      <w:r>
+        <w:rPr>
+          <w:b/>
+          <w:bCs/>
+          <w:lang w:val="en-NZ"/>
+        </w:rPr>
+        <w:t>Other</w:t>
+      </w:r>
+      <w:r>
+        <w:rPr>
+          <w:b/>
+          <w:bCs/>
+          <w:lang w:val="en-NZ"/>
+        </w:rPr>
+        <w:t>:</w:t>
+      </w:r>
+    </w:p>
+    <w:p>
+      <w:pPr>
+        <w:tabs>
+          <w:tab w:val="left" w:pos="5978"/>
+        </w:tabs>
+        <w:rPr>
+          <w:lang w:val="en-NZ"/>
+        </w:rPr>
+      </w:pPr>
+      <w:r>
+        <w:rPr>
+          <w:lang w:val="en-NZ"/>
+        </w:rPr>
+        <w:t>Six hours of p</w:t>
+      </w:r>
+      <w:r>
+        <w:rPr>
+          <w:lang w:val="en-NZ"/>
+        </w:rPr>
+        <w:t>anel</w:t>
+      </w:r>
+      <w:r>
+        <w:rPr>
+          <w:lang w:val="en-NZ"/>
+        </w:rPr>
+        <w:t xml:space="preserve"> prep, and two hours of actual panel</w:t>
+      </w:r>
+      <w:r>
+        <w:rPr>
+          <w:lang w:val="en-NZ"/>
+        </w:rPr>
+        <w:t xml:space="preserve"> presentation</w:t>
+      </w:r>
+      <w:r>
+        <w:rPr>
+          <w:lang w:val="en-NZ"/>
+        </w:rPr>
+        <w:t>.</w:t>
+      </w:r>
+    </w:p>
+    <w:p>
+      <w:pPr>
+        <w:tabs>
+          <w:tab w:val="left" w:pos="5978"/>
+        </w:tabs>
+        <w:rPr>
+          <w:b/>
+          <w:bCs/>
+          <w:lang w:val="en-NZ"/>
+        </w:rPr>
+      </w:pPr>
     </w:p>
     <w:sectPr>
       <w:pgSz w:w="11906" w:h="16838"/>

--- a/Weekly Logs/Dave/Week 16.docx
+++ b/Weekly Logs/Dave/Week 16.docx
@@ -10,6 +10,7 @@
           <w:docPartUnique/>
         </w:docPartObj>
       </w:sdtPr>
+      <w:sdtEndPr/>
       <w:sdtContent>
         <w:p/>
         <w:p>
@@ -548,6 +549,7 @@
                                   <w:dataBinding w:prefixMappings="xmlns:ns0='http://purl.org/dc/elements/1.1/' xmlns:ns1='http://schemas.openxmlformats.org/package/2006/metadata/core-properties' " w:xpath="/ns1:coreProperties[1]/ns0:subject[1]" w:storeItemID="{6C3C8BC8-F283-45AE-878A-BAB7291924A1}"/>
                                   <w:text/>
                                 </w:sdtPr>
+                                <w:sdtEndPr/>
                                 <w:sdtContent>
                                   <w:p>
                                     <w:pPr>
@@ -604,6 +606,7 @@
                                   <w:dataBinding w:prefixMappings="xmlns:ns0='http://purl.org/dc/elements/1.1/' xmlns:ns1='http://schemas.openxmlformats.org/package/2006/metadata/core-properties' " w:xpath="/ns1:coreProperties[1]/ns0:creator[1]" w:storeItemID="{6C3C8BC8-F283-45AE-878A-BAB7291924A1}"/>
                                   <w:text/>
                                 </w:sdtPr>
+                                <w:sdtEndPr/>
                                 <w:sdtContent>
                                   <w:p>
                                     <w:pPr>
@@ -667,6 +670,7 @@
                             <w:dataBinding w:prefixMappings="xmlns:ns0='http://purl.org/dc/elements/1.1/' xmlns:ns1='http://schemas.openxmlformats.org/package/2006/metadata/core-properties' " w:xpath="/ns1:coreProperties[1]/ns0:subject[1]" w:storeItemID="{6C3C8BC8-F283-45AE-878A-BAB7291924A1}"/>
                             <w:text/>
                           </w:sdtPr>
+                          <w:sdtEndPr/>
                           <w:sdtContent>
                             <w:p>
                               <w:pPr>
@@ -723,6 +727,7 @@
                             <w:dataBinding w:prefixMappings="xmlns:ns0='http://purl.org/dc/elements/1.1/' xmlns:ns1='http://schemas.openxmlformats.org/package/2006/metadata/core-properties' " w:xpath="/ns1:coreProperties[1]/ns0:creator[1]" w:storeItemID="{6C3C8BC8-F283-45AE-878A-BAB7291924A1}"/>
                             <w:text/>
                           </w:sdtPr>
+                          <w:sdtEndPr/>
                           <w:sdtContent>
                             <w:p>
                               <w:pPr>
@@ -840,6 +845,7 @@
                                     <w:calendar w:val="gregorian"/>
                                   </w:date>
                                 </w:sdtPr>
+                                <w:sdtEndPr/>
                                 <w:sdtContent>
                                   <w:p>
                                     <w:pPr>
@@ -906,6 +912,7 @@
                               <w:calendar w:val="gregorian"/>
                             </w:date>
                           </w:sdtPr>
+                          <w:sdtEndPr/>
                           <w:sdtContent>
                             <w:p>
                               <w:pPr>
@@ -2531,6 +2538,12 @@
           <w:lang w:val="en-NZ"/>
         </w:rPr>
         <w:t xml:space="preserve"> section</w:t>
+      </w:r>
+      <w:r>
+        <w:rPr>
+          <w:lang w:val="en-NZ"/>
+        </w:rPr>
+        <w:t xml:space="preserve"> and the conclusion</w:t>
       </w:r>
       <w:r>
         <w:rPr>
